--- a/tillsyn/A 20712-2025 tillsynsbegäran.docx
+++ b/tillsyn/A 20712-2025 tillsynsbegäran.docx
@@ -306,7 +306,7 @@
     <w:r>
       <w:tab/>
       <w:tab/>
-      <w:t>2026-06-18</w:t>
+      <w:t>2026-06-19</w:t>
       <w:br/>
       <w:br/>
     </w:r>

--- a/tillsyn/A 20712-2025 tillsynsbegäran.docx
+++ b/tillsyn/A 20712-2025 tillsynsbegäran.docx
@@ -306,7 +306,7 @@
     <w:r>
       <w:tab/>
       <w:tab/>
-      <w:t>2026-06-19</w:t>
+      <w:t>2026-06-20</w:t>
       <w:br/>
       <w:br/>
     </w:r>

--- a/tillsyn/A 20712-2025 tillsynsbegäran.docx
+++ b/tillsyn/A 20712-2025 tillsynsbegäran.docx
@@ -12,10 +12,7 @@
     </w:p>
     <w:p>
       <w:r>
-        <w:t>Detta dokument behandlar höga naturvärden i avverkningsanmälan A 20712-2025 i Uppsala kommun som inkom 2025-04-29 och omfattar 1,5 ha.</w:t>
-      </w:r>
-      <w:r>
-        <w:t xml:space="preserve"> I Figur 1 visas fyndplatser för naturvårdsarter i området, som finns registrerade på Artportalen.</w:t>
+        <w:t>Denna tillsynsbegäran behandlar höga naturvärden i avverkningsanmälan A 20712-2025 i Uppsala kommun som inkom 2025-04-29 och omfattar 1,5 ha.</w:t>
       </w:r>
     </w:p>
     <w:p>
@@ -63,7 +60,20 @@
         <w:spacing w:after="240"/>
       </w:pPr>
       <w:r>
-        <w:t>Figur 1. Fyndplatser för naturvårdsarter i avverkningsanmälan (röd linje). Inom parentes anges rödlistekategorier, S för signalarter, Tför typiska arter och fridlysningsparagrafer i artskyddsförordningen.Markörer utan svart kant är placerade på fyndplatsen. Markörer med svart kant är placerade vid sidan av fyndplatsen och har ett svart streck som visar fyndplatsens exakta position. Kartans mittpunktskoordinat är N 6642010, E 656003 i SWEREF 99 TM.</w:t>
+        <w:t>Figur 1. Fyndplatser för naturvårdsarter i avverkningsanmälan. Markörer utan svart kant är placerade på fyndplatsen. Markörer med svart kant är placerade vid sidan av fyndplatsen har ett svart streck som visar fyndplatsens exakta position. Kartans mittpunktskoordinat är N 6642010, E 656003 i SWEREF 99 TM.</w:t>
+      </w:r>
+    </w:p>
+    <w:p>
+      <w:r>
+        <w:t>I avverkningsanmälan finns fynd av 2 naturvårdsarter, varav 1 är fridlyst, 2 är typiska (T) och 1 är signalart (S): gulpudrad spiklav (S, T) och blåsippa (T, §9). Se Figur 1.</w:t>
+      </w:r>
+    </w:p>
+    <w:p>
+      <w:pPr>
+        <w:pStyle w:val="Heading1"/>
+      </w:pPr>
+      <w:r>
+        <w:t>Tillsynsbegäran</w:t>
       </w:r>
     </w:p>
     <w:p>
@@ -77,39 +87,45 @@
       </w:r>
     </w:p>
     <w:p>
-      <w:r>
-        <w:t>Nedan beskrivs fynd av naturvårdsarter och fridlysta arter som gjorts i det avverkningsanmälda området.</w:t>
-      </w:r>
-    </w:p>
-    <w:p>
       <w:pPr>
         <w:pStyle w:val="Heading1"/>
       </w:pPr>
       <w:r>
-        <w:t>Naturvårdsarter</w:t>
+        <w:t>Naturvårdsarter och fridlysta arter</w:t>
       </w:r>
     </w:p>
     <w:p>
       <w:r>
-        <w:t>I avverkningsanmälan har följande 2 naturvårdsarter hittats: gulpudrad spiklav (S, T) och blåsippa (T, §9). Arter som är signalarter enligt Skogsstyrelsen har markerats med (S). Typiska arter inom Natura 2000 som är kopplade till skogsekosystem har markerats med (T). För fridlysta arter anges även paragrafen i Artskyddsförordningen som arten är fridlyst enligt.</w:t>
+        <w:t>Nedan följer beskrivningar av de naturvårdsarter och fridlysta arter som har sina livsmiljöer och växtplatser i den avverkningsanmälda skogen. De påträffade naturvårdsarterna är ett tydligt kvitto på att det rör sig om en skog med höga naturvärden.</w:t>
       </w:r>
     </w:p>
     <w:p>
       <w:r>
-        <w:t>De påträffade naturvårdsarterna är ett tydligt kvitto på att det rör sig om en skog med höga naturvärden.</w:t>
+        <w:rPr>
+          <w:b/>
+        </w:rPr>
+        <w:t>Gulpudrad spiklav</w:t>
       </w:r>
-    </w:p>
-    <w:p>
-      <w:pPr>
-        <w:pStyle w:val="Heading2"/>
-      </w:pPr>
       <w:r>
-        <w:t>Fridlysta arter</w:t>
+        <w:t xml:space="preserve"> är en av de viktigaste karaktärsarterna för gamla grova ekar. Den har högt signalvärde och visar på jätteekar som ofta har en rik flora av andra sällsynta lavar. Förekomster på andra substrat än ek visar också på skyddsvärda trädbestånd. Gulpudrad spiklav är typisk art för </w:t>
       </w:r>
-    </w:p>
-    <w:p>
       <w:r>
-        <w:t>Följande fridlysta arter har sina livsmiljöer och växtplatser i den avverkningsanmälda skogen: blåsippa (T, §9).</w:t>
+        <w:rPr>
+          <w:i/>
+        </w:rPr>
+        <w:t>9070 Trädklädd betesmark</w:t>
+      </w:r>
+      <w:r>
+        <w:t xml:space="preserve"> och </w:t>
+      </w:r>
+      <w:r>
+        <w:rPr>
+          <w:i/>
+        </w:rPr>
+        <w:t>9160 Näringsrik ekskog</w:t>
+      </w:r>
+      <w:r>
+        <w:t xml:space="preserve"> (Nitare &amp; Skogsstyrelsen, 2019; SLU Artdatabanken, 2025).</w:t>
       </w:r>
     </w:p>
     <w:p>
@@ -139,43 +155,6 @@
       </w:r>
       <w:r>
         <w:t xml:space="preserve"> (SLU Artdatabanken, 2025).</w:t>
-      </w:r>
-    </w:p>
-    <w:p>
-      <w:pPr>
-        <w:pStyle w:val="Heading2"/>
-      </w:pPr>
-      <w:r>
-        <w:t>Övriga naturvårdsarter</w:t>
-      </w:r>
-    </w:p>
-    <w:p>
-      <w:r>
-        <w:rPr>
-          <w:b/>
-        </w:rPr>
-        <w:t>Gulpudrad spiklav</w:t>
-      </w:r>
-      <w:r>
-        <w:t xml:space="preserve"> är en av de viktigaste karaktärsarterna för gamla grova ekar. Den har högt signalvärde och visar på jätteekar som ofta har en rik flora av andra sällsynta lavar. Förekomster på andra substrat än ek visar också på skyddsvärda trädbestånd. Gulpudrad spiklav är typisk art för </w:t>
-      </w:r>
-      <w:r>
-        <w:rPr>
-          <w:i/>
-        </w:rPr>
-        <w:t>9070 Trädklädd betesmark</w:t>
-      </w:r>
-      <w:r>
-        <w:t xml:space="preserve"> och </w:t>
-      </w:r>
-      <w:r>
-        <w:rPr>
-          <w:i/>
-        </w:rPr>
-        <w:t>9160 Näringsrik ekskog</w:t>
-      </w:r>
-      <w:r>
-        <w:t xml:space="preserve"> (Nitare &amp; Skogsstyrelsen, 2019; SLU Artdatabanken, 2025).</w:t>
       </w:r>
     </w:p>
     <w:sectPr>
@@ -306,7 +285,7 @@
     <w:r>
       <w:tab/>
       <w:tab/>
-      <w:t>2026-06-20</w:t>
+      <w:t>2026-06-21</w:t>
       <w:br/>
       <w:br/>
     </w:r>

--- a/tillsyn/A 20712-2025 tillsynsbegäran.docx
+++ b/tillsyn/A 20712-2025 tillsynsbegäran.docx
@@ -285,7 +285,7 @@
     <w:r>
       <w:tab/>
       <w:tab/>
-      <w:t>2026-06-21</w:t>
+      <w:t>2026-06-22</w:t>
       <w:br/>
       <w:br/>
     </w:r>

--- a/tillsyn/A 20712-2025 tillsynsbegäran.docx
+++ b/tillsyn/A 20712-2025 tillsynsbegäran.docx
@@ -285,7 +285,7 @@
     <w:r>
       <w:tab/>
       <w:tab/>
-      <w:t>2026-06-22</w:t>
+      <w:t>2026-06-23</w:t>
       <w:br/>
       <w:br/>
     </w:r>

--- a/tillsyn/A 20712-2025 tillsynsbegäran.docx
+++ b/tillsyn/A 20712-2025 tillsynsbegäran.docx
@@ -285,7 +285,7 @@
     <w:r>
       <w:tab/>
       <w:tab/>
-      <w:t>2026-06-23</w:t>
+      <w:t>2026-06-24</w:t>
       <w:br/>
       <w:br/>
     </w:r>

--- a/tillsyn/A 20712-2025 tillsynsbegäran.docx
+++ b/tillsyn/A 20712-2025 tillsynsbegäran.docx
@@ -285,7 +285,7 @@
     <w:r>
       <w:tab/>
       <w:tab/>
-      <w:t>2026-06-24</w:t>
+      <w:t>2026-06-25</w:t>
       <w:br/>
       <w:br/>
     </w:r>

--- a/tillsyn/A 20712-2025 tillsynsbegäran.docx
+++ b/tillsyn/A 20712-2025 tillsynsbegäran.docx
@@ -285,7 +285,7 @@
     <w:r>
       <w:tab/>
       <w:tab/>
-      <w:t>2026-06-25</w:t>
+      <w:t>2026-06-26</w:t>
       <w:br/>
       <w:br/>
     </w:r>

--- a/tillsyn/A 20712-2025 tillsynsbegäran.docx
+++ b/tillsyn/A 20712-2025 tillsynsbegäran.docx
@@ -285,7 +285,7 @@
     <w:r>
       <w:tab/>
       <w:tab/>
-      <w:t>2026-06-26</w:t>
+      <w:t>2026-06-27</w:t>
       <w:br/>
       <w:br/>
     </w:r>

--- a/tillsyn/A 20712-2025 tillsynsbegäran.docx
+++ b/tillsyn/A 20712-2025 tillsynsbegäran.docx
@@ -285,7 +285,7 @@
     <w:r>
       <w:tab/>
       <w:tab/>
-      <w:t>2026-06-27</w:t>
+      <w:t>2026-06-28</w:t>
       <w:br/>
       <w:br/>
     </w:r>

--- a/tillsyn/A 20712-2025 tillsynsbegäran.docx
+++ b/tillsyn/A 20712-2025 tillsynsbegäran.docx
@@ -285,7 +285,7 @@
     <w:r>
       <w:tab/>
       <w:tab/>
-      <w:t>2026-06-28</w:t>
+      <w:t>2026-06-29</w:t>
       <w:br/>
       <w:br/>
     </w:r>

--- a/tillsyn/A 20712-2025 tillsynsbegäran.docx
+++ b/tillsyn/A 20712-2025 tillsynsbegäran.docx
@@ -285,7 +285,7 @@
     <w:r>
       <w:tab/>
       <w:tab/>
-      <w:t>2026-06-29</w:t>
+      <w:t>2026-06-30</w:t>
       <w:br/>
       <w:br/>
     </w:r>

--- a/tillsyn/A 20712-2025 tillsynsbegäran.docx
+++ b/tillsyn/A 20712-2025 tillsynsbegäran.docx
@@ -285,7 +285,7 @@
     <w:r>
       <w:tab/>
       <w:tab/>
-      <w:t>2026-06-30</w:t>
+      <w:t>2026-07-01</w:t>
       <w:br/>
       <w:br/>
     </w:r>

--- a/tillsyn/A 20712-2025 tillsynsbegäran.docx
+++ b/tillsyn/A 20712-2025 tillsynsbegäran.docx
@@ -285,7 +285,7 @@
     <w:r>
       <w:tab/>
       <w:tab/>
-      <w:t>2026-07-01</w:t>
+      <w:t>2026-07-02</w:t>
       <w:br/>
       <w:br/>
     </w:r>

--- a/tillsyn/A 20712-2025 tillsynsbegäran.docx
+++ b/tillsyn/A 20712-2025 tillsynsbegäran.docx
@@ -285,7 +285,7 @@
     <w:r>
       <w:tab/>
       <w:tab/>
-      <w:t>2026-07-13</w:t>
+      <w:t>2026-07-14</w:t>
       <w:br/>
       <w:br/>
     </w:r>

--- a/tillsyn/A 20712-2025 tillsynsbegäran.docx
+++ b/tillsyn/A 20712-2025 tillsynsbegäran.docx
@@ -285,7 +285,7 @@
     <w:r>
       <w:tab/>
       <w:tab/>
-      <w:t>2026-07-14</w:t>
+      <w:t>2026-07-15</w:t>
       <w:br/>
       <w:br/>
     </w:r>

--- a/tillsyn/A 20712-2025 tillsynsbegäran.docx
+++ b/tillsyn/A 20712-2025 tillsynsbegäran.docx
@@ -285,7 +285,7 @@
     <w:r>
       <w:tab/>
       <w:tab/>
-      <w:t>2026-07-15</w:t>
+      <w:t>2026-07-16</w:t>
       <w:br/>
       <w:br/>
     </w:r>

--- a/tillsyn/A 20712-2025 tillsynsbegäran.docx
+++ b/tillsyn/A 20712-2025 tillsynsbegäran.docx
@@ -285,7 +285,7 @@
     <w:r>
       <w:tab/>
       <w:tab/>
-      <w:t>2026-07-16</w:t>
+      <w:t>2026-07-17</w:t>
       <w:br/>
       <w:br/>
     </w:r>

--- a/tillsyn/A 20712-2025 tillsynsbegäran.docx
+++ b/tillsyn/A 20712-2025 tillsynsbegäran.docx
@@ -285,7 +285,7 @@
     <w:r>
       <w:tab/>
       <w:tab/>
-      <w:t>2026-07-17</w:t>
+      <w:t>2026-07-18</w:t>
       <w:br/>
       <w:br/>
     </w:r>

--- a/tillsyn/A 20712-2025 tillsynsbegäran.docx
+++ b/tillsyn/A 20712-2025 tillsynsbegäran.docx
@@ -285,7 +285,7 @@
     <w:r>
       <w:tab/>
       <w:tab/>
-      <w:t>2026-07-18</w:t>
+      <w:t>2026-07-19</w:t>
       <w:br/>
       <w:br/>
     </w:r>

--- a/tillsyn/A 20712-2025 tillsynsbegäran.docx
+++ b/tillsyn/A 20712-2025 tillsynsbegäran.docx
@@ -285,7 +285,7 @@
     <w:r>
       <w:tab/>
       <w:tab/>
-      <w:t>2026-07-19</w:t>
+      <w:t>2026-07-20</w:t>
       <w:br/>
       <w:br/>
     </w:r>

--- a/tillsyn/A 20712-2025 tillsynsbegäran.docx
+++ b/tillsyn/A 20712-2025 tillsynsbegäran.docx
@@ -285,7 +285,7 @@
     <w:r>
       <w:tab/>
       <w:tab/>
-      <w:t>2026-07-20</w:t>
+      <w:t>2026-07-21</w:t>
       <w:br/>
       <w:br/>
     </w:r>

--- a/tillsyn/A 20712-2025 tillsynsbegäran.docx
+++ b/tillsyn/A 20712-2025 tillsynsbegäran.docx
@@ -285,7 +285,7 @@
     <w:r>
       <w:tab/>
       <w:tab/>
-      <w:t>2026-07-21</w:t>
+      <w:t>2026-07-22</w:t>
       <w:br/>
       <w:br/>
     </w:r>

--- a/tillsyn/A 20712-2025 tillsynsbegäran.docx
+++ b/tillsyn/A 20712-2025 tillsynsbegäran.docx
@@ -285,7 +285,7 @@
     <w:r>
       <w:tab/>
       <w:tab/>
-      <w:t>2026-07-22</w:t>
+      <w:t>2026-07-23</w:t>
       <w:br/>
       <w:br/>
     </w:r>

--- a/tillsyn/A 20712-2025 tillsynsbegäran.docx
+++ b/tillsyn/A 20712-2025 tillsynsbegäran.docx
@@ -285,7 +285,7 @@
     <w:r>
       <w:tab/>
       <w:tab/>
-      <w:t>2026-07-23</w:t>
+      <w:t>2026-07-24</w:t>
       <w:br/>
       <w:br/>
     </w:r>

--- a/tillsyn/A 20712-2025 tillsynsbegäran.docx
+++ b/tillsyn/A 20712-2025 tillsynsbegäran.docx
@@ -60,7 +60,7 @@
         <w:spacing w:after="240"/>
       </w:pPr>
       <w:r>
-        <w:t>Figur 1. Fyndplatser för naturvårdsarter i avverkningsanmälan. Markörer utan svart kant är placerade på fyndplatsen. Markörer med svart kant är placerade vid sidan av fyndplatsen har ett svart streck som visar fyndplatsens exakta position. Kartans mittpunktskoordinat är N 6642010, E 656003 i SWEREF 99 TM.</w:t>
+        <w:t>Figur 1. Fyndplatser för naturvårdsarter i avverkningsanmälan. Markörer utan svart kant är placerade på fyndplatsen. Markörer med svart kant är placerade vid sidan av fyndplatsen och har ett svart streck som visar fyndplatsens exakta position. Kartans mittpunktskoordinat är N 6642010, E 656003 i SWEREF 99 TM.</w:t>
       </w:r>
     </w:p>
     <w:p>
@@ -285,7 +285,7 @@
     <w:r>
       <w:tab/>
       <w:tab/>
-      <w:t>2026-08-14</w:t>
+      <w:t>2026-08-15</w:t>
       <w:br/>
       <w:br/>
     </w:r>

--- a/tillsyn/A 20712-2025 tillsynsbegäran.docx
+++ b/tillsyn/A 20712-2025 tillsynsbegäran.docx
@@ -285,7 +285,7 @@
     <w:r>
       <w:tab/>
       <w:tab/>
-      <w:t>2026-08-15</w:t>
+      <w:t>2026-08-16</w:t>
       <w:br/>
       <w:br/>
     </w:r>

--- a/tillsyn/A 20712-2025 tillsynsbegäran.docx
+++ b/tillsyn/A 20712-2025 tillsynsbegäran.docx
@@ -285,7 +285,7 @@
     <w:r>
       <w:tab/>
       <w:tab/>
-      <w:t>2026-08-16</w:t>
+      <w:t>2026-08-17</w:t>
       <w:br/>
       <w:br/>
     </w:r>

--- a/tillsyn/A 20712-2025 tillsynsbegäran.docx
+++ b/tillsyn/A 20712-2025 tillsynsbegäran.docx
@@ -285,7 +285,7 @@
     <w:r>
       <w:tab/>
       <w:tab/>
-      <w:t>2026-08-17</w:t>
+      <w:t>2026-08-18</w:t>
       <w:br/>
       <w:br/>
     </w:r>

--- a/tillsyn/A 20712-2025 tillsynsbegäran.docx
+++ b/tillsyn/A 20712-2025 tillsynsbegäran.docx
@@ -285,7 +285,7 @@
     <w:r>
       <w:tab/>
       <w:tab/>
-      <w:t>2026-08-18</w:t>
+      <w:t>2026-08-19</w:t>
       <w:br/>
       <w:br/>
     </w:r>

--- a/tillsyn/A 20712-2025 tillsynsbegäran.docx
+++ b/tillsyn/A 20712-2025 tillsynsbegäran.docx
@@ -285,7 +285,7 @@
     <w:r>
       <w:tab/>
       <w:tab/>
-      <w:t>2026-08-19</w:t>
+      <w:t>2026-08-20</w:t>
       <w:br/>
       <w:br/>
     </w:r>

--- a/tillsyn/A 20712-2025 tillsynsbegäran.docx
+++ b/tillsyn/A 20712-2025 tillsynsbegäran.docx
@@ -285,7 +285,7 @@
     <w:r>
       <w:tab/>
       <w:tab/>
-      <w:t>2026-08-20</w:t>
+      <w:t>2026-08-21</w:t>
       <w:br/>
       <w:br/>
     </w:r>

--- a/tillsyn/A 20712-2025 tillsynsbegäran.docx
+++ b/tillsyn/A 20712-2025 tillsynsbegäran.docx
@@ -285,7 +285,7 @@
     <w:r>
       <w:tab/>
       <w:tab/>
-      <w:t>2026-08-21</w:t>
+      <w:t>2026-08-22</w:t>
       <w:br/>
       <w:br/>
     </w:r>

--- a/tillsyn/A 20712-2025 tillsynsbegäran.docx
+++ b/tillsyn/A 20712-2025 tillsynsbegäran.docx
@@ -285,7 +285,7 @@
     <w:r>
       <w:tab/>
       <w:tab/>
-      <w:t>2026-08-22</w:t>
+      <w:t>2026-08-23</w:t>
       <w:br/>
       <w:br/>
     </w:r>

--- a/tillsyn/A 20712-2025 tillsynsbegäran.docx
+++ b/tillsyn/A 20712-2025 tillsynsbegäran.docx
@@ -285,7 +285,7 @@
     <w:r>
       <w:tab/>
       <w:tab/>
-      <w:t>2026-08-23</w:t>
+      <w:t>2026-08-24</w:t>
       <w:br/>
       <w:br/>
     </w:r>

--- a/tillsyn/A 20712-2025 tillsynsbegäran.docx
+++ b/tillsyn/A 20712-2025 tillsynsbegäran.docx
@@ -285,7 +285,7 @@
     <w:r>
       <w:tab/>
       <w:tab/>
-      <w:t>2026-08-24</w:t>
+      <w:t>2026-08-25</w:t>
       <w:br/>
       <w:br/>
     </w:r>

--- a/tillsyn/A 20712-2025 tillsynsbegäran.docx
+++ b/tillsyn/A 20712-2025 tillsynsbegäran.docx
@@ -285,7 +285,7 @@
     <w:r>
       <w:tab/>
       <w:tab/>
-      <w:t>2026-08-25</w:t>
+      <w:t>2026-08-26</w:t>
       <w:br/>
       <w:br/>
     </w:r>

--- a/tillsyn/A 20712-2025 tillsynsbegäran.docx
+++ b/tillsyn/A 20712-2025 tillsynsbegäran.docx
@@ -285,7 +285,7 @@
     <w:r>
       <w:tab/>
       <w:tab/>
-      <w:t>2026-08-26</w:t>
+      <w:t>2026-08-27</w:t>
       <w:br/>
       <w:br/>
     </w:r>

--- a/tillsyn/A 20712-2025 tillsynsbegäran.docx
+++ b/tillsyn/A 20712-2025 tillsynsbegäran.docx
@@ -285,7 +285,7 @@
     <w:r>
       <w:tab/>
       <w:tab/>
-      <w:t>2026-08-27</w:t>
+      <w:t>2026-08-28</w:t>
       <w:br/>
       <w:br/>
     </w:r>

--- a/tillsyn/A 20712-2025 tillsynsbegäran.docx
+++ b/tillsyn/A 20712-2025 tillsynsbegäran.docx
@@ -285,7 +285,7 @@
     <w:r>
       <w:tab/>
       <w:tab/>
-      <w:t>2026-08-28</w:t>
+      <w:t>2026-08-29</w:t>
       <w:br/>
       <w:br/>
     </w:r>

--- a/tillsyn/A 20712-2025 tillsynsbegäran.docx
+++ b/tillsyn/A 20712-2025 tillsynsbegäran.docx
@@ -285,7 +285,7 @@
     <w:r>
       <w:tab/>
       <w:tab/>
-      <w:t>2026-08-29</w:t>
+      <w:t>2026-08-31</w:t>
       <w:br/>
       <w:br/>
     </w:r>

--- a/tillsyn/A 20712-2025 tillsynsbegäran.docx
+++ b/tillsyn/A 20712-2025 tillsynsbegäran.docx
@@ -285,7 +285,7 @@
     <w:r>
       <w:tab/>
       <w:tab/>
-      <w:t>2026-08-31</w:t>
+      <w:t>2026-09-01</w:t>
       <w:br/>
       <w:br/>
     </w:r>

--- a/tillsyn/A 20712-2025 tillsynsbegäran.docx
+++ b/tillsyn/A 20712-2025 tillsynsbegäran.docx
@@ -285,7 +285,7 @@
     <w:r>
       <w:tab/>
       <w:tab/>
-      <w:t>2026-09-01</w:t>
+      <w:t>2026-09-02</w:t>
       <w:br/>
       <w:br/>
     </w:r>

--- a/tillsyn/A 20712-2025 tillsynsbegäran.docx
+++ b/tillsyn/A 20712-2025 tillsynsbegäran.docx
@@ -285,7 +285,7 @@
     <w:r>
       <w:tab/>
       <w:tab/>
-      <w:t>2026-09-02</w:t>
+      <w:t>2026-09-03</w:t>
       <w:br/>
       <w:br/>
     </w:r>

--- a/tillsyn/A 20712-2025 tillsynsbegäran.docx
+++ b/tillsyn/A 20712-2025 tillsynsbegäran.docx
@@ -285,7 +285,7 @@
     <w:r>
       <w:tab/>
       <w:tab/>
-      <w:t>2026-09-03</w:t>
+      <w:t>2026-09-04</w:t>
       <w:br/>
       <w:br/>
     </w:r>

--- a/tillsyn/A 20712-2025 tillsynsbegäran.docx
+++ b/tillsyn/A 20712-2025 tillsynsbegäran.docx
@@ -285,7 +285,7 @@
     <w:r>
       <w:tab/>
       <w:tab/>
-      <w:t>2026-09-04</w:t>
+      <w:t>2026-09-05</w:t>
       <w:br/>
       <w:br/>
     </w:r>

--- a/tillsyn/A 20712-2025 tillsynsbegäran.docx
+++ b/tillsyn/A 20712-2025 tillsynsbegäran.docx
@@ -285,7 +285,7 @@
     <w:r>
       <w:tab/>
       <w:tab/>
-      <w:t>2026-09-05</w:t>
+      <w:t>2026-09-06</w:t>
       <w:br/>
       <w:br/>
     </w:r>

--- a/tillsyn/A 20712-2025 tillsynsbegäran.docx
+++ b/tillsyn/A 20712-2025 tillsynsbegäran.docx
@@ -285,7 +285,7 @@
     <w:r>
       <w:tab/>
       <w:tab/>
-      <w:t>2026-09-06</w:t>
+      <w:t>2026-09-07</w:t>
       <w:br/>
       <w:br/>
     </w:r>

--- a/tillsyn/A 20712-2025 tillsynsbegäran.docx
+++ b/tillsyn/A 20712-2025 tillsynsbegäran.docx
@@ -285,7 +285,7 @@
     <w:r>
       <w:tab/>
       <w:tab/>
-      <w:t>2026-09-07</w:t>
+      <w:t>2026-09-08</w:t>
       <w:br/>
       <w:br/>
     </w:r>

--- a/tillsyn/A 20712-2025 tillsynsbegäran.docx
+++ b/tillsyn/A 20712-2025 tillsynsbegäran.docx
@@ -285,7 +285,7 @@
     <w:r>
       <w:tab/>
       <w:tab/>
-      <w:t>2026-09-08</w:t>
+      <w:t>2026-09-09</w:t>
       <w:br/>
       <w:br/>
     </w:r>

--- a/tillsyn/A 20712-2025 tillsynsbegäran.docx
+++ b/tillsyn/A 20712-2025 tillsynsbegäran.docx
@@ -285,7 +285,7 @@
     <w:r>
       <w:tab/>
       <w:tab/>
-      <w:t>2026-09-09</w:t>
+      <w:t>2026-09-10</w:t>
       <w:br/>
       <w:br/>
     </w:r>

--- a/tillsyn/A 20712-2025 tillsynsbegäran.docx
+++ b/tillsyn/A 20712-2025 tillsynsbegäran.docx
@@ -285,7 +285,7 @@
     <w:r>
       <w:tab/>
       <w:tab/>
-      <w:t>2026-09-10</w:t>
+      <w:t>2026-09-11</w:t>
       <w:br/>
       <w:br/>
     </w:r>

--- a/tillsyn/A 20712-2025 tillsynsbegäran.docx
+++ b/tillsyn/A 20712-2025 tillsynsbegäran.docx
@@ -285,7 +285,7 @@
     <w:r>
       <w:tab/>
       <w:tab/>
-      <w:t>2026-09-11</w:t>
+      <w:t>2026-09-12</w:t>
       <w:br/>
       <w:br/>
     </w:r>
